--- a/examples/graphics/doc/11-distribution-density.docx
+++ b/examples/graphics/doc/11-distribution-density.docx
@@ -865,7 +865,7 @@
               <a:graphicData uri="http://schemas.openxmlformats.org/drawingml/2006/picture">
                 <pic:pic>
                   <pic:nvPicPr>
-                    <pic:cNvPr descr="/home/gpca/daltoolbox/examples/graphics/doc/09-distribution-density_files/4294f3ed74e82de61687b708fec5e43143701e8e.png" id="11" name="Picture"/>
+                    <pic:cNvPr descr="/home/gpca/daltoolbox/examples/graphics/doc/11-distribution-density_files/4294f3ed74e82de61687b708fec5e43143701e8e.png" id="11" name="Picture"/>
                     <pic:cNvPicPr>
                       <a:picLocks noChangeArrowheads="1" noChangeAspect="1"/>
                     </pic:cNvPicPr>
@@ -1494,7 +1494,7 @@
               <a:graphicData uri="http://schemas.openxmlformats.org/drawingml/2006/picture">
                 <pic:pic>
                   <pic:nvPicPr>
-                    <pic:cNvPr descr="/home/gpca/daltoolbox/examples/graphics/doc/09-distribution-density_files/418859f3796a898397a57787f49bd3baa927abe7.png" id="14" name="Picture"/>
+                    <pic:cNvPr descr="/home/gpca/daltoolbox/examples/graphics/doc/11-distribution-density_files/418859f3796a898397a57787f49bd3baa927abe7.png" id="14" name="Picture"/>
                     <pic:cNvPicPr>
                       <a:picLocks noChangeArrowheads="1" noChangeAspect="1"/>
                     </pic:cNvPicPr>

--- a/examples/graphics/doc/11-distribution-density.docx
+++ b/examples/graphics/doc/11-distribution-density.docx
@@ -1420,7 +1420,7 @@
         <w:rPr>
           <w:rStyle w:val="DecValTok"/>
         </w:rPr>
-        <w:t xml:space="preserve">15</w:t>
+        <w:t xml:space="preserve">18</w:t>
       </w:r>
       <w:r>
         <w:rPr>
@@ -1436,9 +1436,9 @@
       </w:r>
       <w:r>
         <w:rPr>
-          <w:rStyle w:val="DecValTok"/>
-        </w:rPr>
-        <w:t xml:space="preserve">4</w:t>
+          <w:rStyle w:val="FloatTok"/>
+        </w:rPr>
+        <w:t xml:space="preserve">3.2</w:t>
       </w:r>
       <w:r>
         <w:rPr>
